--- a/Evaluation/report/report.docx
+++ b/Evaluation/report/report.docx
@@ -4208,7 +4208,7 @@
               <w:jc w:val="left"/>
             </w:pPr>
             <w:r>
-              <w:t xml:space="preserve">Montelukast Fimcoated Tablet</w:t>
+              <w:t xml:space="preserve">Montelukast Filmcoated Tablet</w:t>
             </w:r>
           </w:p>
         </w:tc>
